--- a/recipes.docx
+++ b/recipes.docx
@@ -8,6 +8,11 @@
       </w:pPr>
       <w:r>
         <w:t>Блины «Безупречные».</w:t>
+      </w:r>
+    </w:p>
+    <w:p>
+      <w:r>
+        <w:t>Отличные и безупречные блины для всей семьи</w:t>
       </w:r>
     </w:p>
     <w:p>
@@ -166,11 +171,27 @@
     </w:p>
     <w:p>
       <w:r>
-        <w:t xml:space="preserve">Взбейте яйца с сахаром, добавьте соль и ваниль. Далее взбивая смесь, добавляем молоко и постепенно всыпаем муку. Не переставая взбивать, вливаем растопленное сливочное масло, а затем кипяток тонкой струйкой.Тесто отставляем на полчаса, чтобы все ингредиенты гармонично смешались. А затем начинаем выпекать. На разогретую сковороду тонким слоем выливаем тесто, ждем 1–2 минуты (с поверхности блина уходит влага), а затем переворачиваем. К слову, если сковорода не специальная, тогда следует перед выпеканием налить на нее чуть-чуть растительного масла, которое с помощью кусочка ваты или бумажного полотенца нужно </w:t>
+        <w:t xml:space="preserve">Взбейте яйца с сахаром, добавьте соль и ваниль. Далее взбивая смесь, добавляем молоко и постепенно всыпаем муку. Не переставая взбивать, вливаем растопленное сливочное масло, а затем кипяток тонкой </w:t>
+      </w:r>
+      <w:proofErr w:type="spellStart"/>
+      <w:r>
+        <w:t>струйкой.Тесто</w:t>
+      </w:r>
+      <w:proofErr w:type="spellEnd"/>
+      <w:r>
+        <w:t xml:space="preserve"> отставляем на полчаса, чтобы все ингредиенты гармонично смешались. А затем начинаем выпекать. На разогретую сковороду тонким слоем выливаем тесто, ждем 1–2 минуты (с поверхности блина уходит влага), а затем переворачиваем. К слову, если сковорода не специальная, тогда следует перед выпеканием налить на нее чуть-чуть </w:t>
       </w:r>
       <w:r>
         <w:lastRenderedPageBreak/>
-        <w:t>распределить тонким слоем по всей поверхности.Если вы любите блины с начинкой, выбирайте традиционные (творожная, грибная, ягодная и др.) или придумайте свою.</w:t>
+        <w:t xml:space="preserve">растительного масла, которое с помощью кусочка ваты или бумажного полотенца нужно распределить тонким слоем по всей </w:t>
+      </w:r>
+      <w:proofErr w:type="spellStart"/>
+      <w:r>
+        <w:t>поверхности.Если</w:t>
+      </w:r>
+      <w:proofErr w:type="spellEnd"/>
+      <w:r>
+        <w:t xml:space="preserve"> вы любите блины с начинкой, выбирайте традиционные (творожная, грибная, ягодная и др.) или придумайте свою.</w:t>
       </w:r>
     </w:p>
     <w:p/>
@@ -189,6 +210,24 @@
         <w:t>».</w:t>
       </w:r>
     </w:p>
+    <w:p>
+      <w:r>
+        <w:t xml:space="preserve">Отличные и безупречные блины для всей семьи, но уже в </w:t>
+      </w:r>
+      <w:r>
+        <w:t>два</w:t>
+      </w:r>
+      <w:r>
+        <w:t xml:space="preserve"> раза круче</w:t>
+      </w:r>
+      <w:r>
+        <w:br/>
+      </w:r>
+      <w:r>
+        <w:t>Отличные и безупречные блины для всей семьи, но уже в два раза круче</w:t>
+      </w:r>
+    </w:p>
+    <w:p/>
     <w:p>
       <w:r>
         <w:t> </w:t>
@@ -325,6 +364,7 @@
     </w:p>
     <w:p>
       <w:r>
+        <w:lastRenderedPageBreak/>
         <w:t> </w:t>
       </w:r>
     </w:p>
@@ -345,11 +385,23 @@
     </w:p>
     <w:p>
       <w:r>
-        <w:t xml:space="preserve">Взбейте яйца с сахаром, добавьте соль и ваниль. Далее взбивая смесь, добавляем молоко и постепенно всыпаем муку. Не переставая взбивать, вливаем растопленное сливочное масло, а </w:t>
-      </w:r>
-      <w:r>
-        <w:lastRenderedPageBreak/>
-        <w:t>затем кипяток тонкой струйкой.Тесто отставляем на полчаса, чтобы все ингредиенты гармонично смешались. А затем начинаем выпекать. На разогретую сковороду тонким слоем выливаем тесто, ждем 1–2 минуты (с поверхности блина уходит влага), а затем переворачиваем. К слову, если сковорода не специальная, тогда следует перед выпеканием налить на нее чуть-чуть растительного масла, которое с помощью кусочка ваты или бумажного полотенца нужно распределить тонким слоем по всей поверхности.Если вы любите блины с начинкой, выбирайте традиционные (творожная, грибная, ягодная и др.) или придумайте свою.</w:t>
+        <w:t xml:space="preserve">Взбейте яйца с сахаром, добавьте соль и ваниль. Далее взбивая смесь, добавляем молоко и постепенно всыпаем муку. Не переставая взбивать, вливаем растопленное сливочное масло, а затем кипяток тонкой </w:t>
+      </w:r>
+      <w:proofErr w:type="spellStart"/>
+      <w:r>
+        <w:t>струйкой.Тесто</w:t>
+      </w:r>
+      <w:proofErr w:type="spellEnd"/>
+      <w:r>
+        <w:t xml:space="preserve"> отставляем на полчаса, чтобы все ингредиенты гармонично смешались. А затем начинаем выпекать. На разогретую сковороду тонким слоем выливаем тесто, ждем 1–2 минуты (с поверхности блина уходит влага), а затем переворачиваем. К слову, если сковорода не специальная, тогда следует перед выпеканием налить на нее чуть-чуть растительного масла, которое с помощью кусочка ваты или бумажного полотенца нужно распределить тонким слоем по всей </w:t>
+      </w:r>
+      <w:proofErr w:type="spellStart"/>
+      <w:r>
+        <w:t>поверхности.Если</w:t>
+      </w:r>
+      <w:proofErr w:type="spellEnd"/>
+      <w:r>
+        <w:t xml:space="preserve"> вы любите блины с начинкой, выбирайте традиционные (творожная, грибная, ягодная и др.) или придумайте свою.</w:t>
       </w:r>
     </w:p>
     <w:p>
@@ -359,8 +411,13 @@
       <w:r>
         <w:t>Блины «</w:t>
       </w:r>
-      <w:r>
-        <w:t>Дабл-</w:t>
+      <w:proofErr w:type="spellStart"/>
+      <w:r>
+        <w:t>Дабл</w:t>
+      </w:r>
+      <w:proofErr w:type="spellEnd"/>
+      <w:r>
+        <w:t>-</w:t>
       </w:r>
       <w:r>
         <w:t>Дубль</w:t>
@@ -369,6 +426,30 @@
         <w:t>».</w:t>
       </w:r>
     </w:p>
+    <w:p>
+      <w:r>
+        <w:t>Отличные и безупречные блины для всей семьи, но уже в четыре раза круче</w:t>
+      </w:r>
+      <w:r>
+        <w:br/>
+      </w:r>
+      <w:r>
+        <w:t>Отличные и безупречные блины для всей семьи, но уже в четыре раза круче</w:t>
+      </w:r>
+      <w:r>
+        <w:br/>
+      </w:r>
+      <w:r>
+        <w:t>Отличные и безупречные блины для всей семьи, но уже в четыре раза круче</w:t>
+      </w:r>
+      <w:r>
+        <w:br/>
+      </w:r>
+      <w:r>
+        <w:t>Отличные и безупречные блины для всей семьи, но уже в четыре раза круче</w:t>
+      </w:r>
+    </w:p>
+    <w:p/>
     <w:p>
       <w:r>
         <w:t> </w:t>
@@ -444,6 +525,7 @@
         <w:spacing w:after="0"/>
       </w:pPr>
       <w:r>
+        <w:lastRenderedPageBreak/>
         <w:t>кипяток — 1,5 стакана;</w:t>
       </w:r>
     </w:p>
@@ -525,8 +607,23 @@
     </w:p>
     <w:p>
       <w:r>
-        <w:lastRenderedPageBreak/>
-        <w:t>Взбейте яйца с сахаром, добавьте соль и ваниль. Далее взбивая смесь, добавляем молоко и постепенно всыпаем муку. Не переставая взбивать, вливаем растопленное сливочное масло, а затем кипяток тонкой струйкой.Тесто отставляем на полчаса, чтобы все ингредиенты гармонично смешались. А затем начинаем выпекать. На разогретую сковороду тонким слоем выливаем тесто, ждем 1–2 минуты (с поверхности блина уходит влага), а затем переворачиваем. К слову, если сковорода не специальная, тогда следует перед выпеканием налить на нее чуть-чуть растительного масла, которое с помощью кусочка ваты или бумажного полотенца нужно распределить тонким слоем по всей поверхности.Если вы любите блины с начинкой, выбирайте традиционные (творожная, грибная, ягодная и др.) или придумайте свою.</w:t>
+        <w:t xml:space="preserve">Взбейте яйца с сахаром, добавьте соль и ваниль. Далее взбивая смесь, добавляем молоко и постепенно всыпаем муку. Не переставая взбивать, вливаем растопленное сливочное масло, а затем кипяток тонкой </w:t>
+      </w:r>
+      <w:proofErr w:type="spellStart"/>
+      <w:r>
+        <w:t>струйкой.Тесто</w:t>
+      </w:r>
+      <w:proofErr w:type="spellEnd"/>
+      <w:r>
+        <w:t xml:space="preserve"> отставляем на полчаса, чтобы все ингредиенты гармонично смешались. А затем начинаем выпекать. На разогретую сковороду тонким слоем выливаем тесто, ждем 1–2 минуты (с поверхности блина уходит влага), а затем переворачиваем. К слову, если сковорода не специальная, тогда следует перед выпеканием налить на нее чуть-чуть растительного масла, которое с помощью кусочка ваты или бумажного полотенца нужно распределить тонким слоем по всей </w:t>
+      </w:r>
+      <w:proofErr w:type="spellStart"/>
+      <w:r>
+        <w:t>поверхности.Если</w:t>
+      </w:r>
+      <w:proofErr w:type="spellEnd"/>
+      <w:r>
+        <w:t xml:space="preserve"> вы любите блины с начинкой, выбирайте традиционные (творожная, грибная, ягодная и др.) или придумайте свою.</w:t>
       </w:r>
     </w:p>
     <w:p/>
